--- a/20251/TTHCM/E22CNPM03_Nhóm 4_Nhật ký làm việc.docx
+++ b/20251/TTHCM/E22CNPM03_Nhóm 4_Nhật ký làm việc.docx
@@ -1546,7 +1546,7 @@
                       <w:sz w:val="28"/>
                       <w:szCs w:val="28"/>
                     </w:rPr>
-                    <w:t>2</w:t>
+                    <w:t>3</w:t>
                   </w:r>
                   <w:r>
                     <w:rPr>
@@ -1578,7 +1578,21 @@
                       <w:sz w:val="28"/>
                       <w:szCs w:val="28"/>
                     </w:rPr>
-                    <w:t>13/10/2025</w:t>
+                    <w:t>1</w:t>
+                  </w:r>
+                  <w:r>
+                    <w:rPr>
+                      <w:sz w:val="28"/>
+                      <w:szCs w:val="28"/>
+                    </w:rPr>
+                    <w:t>4</w:t>
+                  </w:r>
+                  <w:r>
+                    <w:rPr>
+                      <w:sz w:val="28"/>
+                      <w:szCs w:val="28"/>
+                    </w:rPr>
+                    <w:t>/10/2025</w:t>
                   </w:r>
                 </w:p>
               </w:tc>
@@ -2079,7 +2093,21 @@
                       <w:sz w:val="28"/>
                       <w:szCs w:val="28"/>
                     </w:rPr>
-                    <w:t>13/10/2025</w:t>
+                    <w:t>1</w:t>
+                  </w:r>
+                  <w:r>
+                    <w:rPr>
+                      <w:sz w:val="28"/>
+                      <w:szCs w:val="28"/>
+                    </w:rPr>
+                    <w:t>4</w:t>
+                  </w:r>
+                  <w:r>
+                    <w:rPr>
+                      <w:sz w:val="28"/>
+                      <w:szCs w:val="28"/>
+                    </w:rPr>
+                    <w:t>/10/2025</w:t>
                   </w:r>
                 </w:p>
               </w:tc>
@@ -2704,25 +2732,7 @@
           <w:sz w:val="28"/>
           <w:szCs w:val="28"/>
         </w:rPr>
-        <w:t>Ngày: 1</w:t>
-      </w:r>
-      <w:r>
-        <w:rPr>
-          <w:b/>
-          <w:bCs/>
-          <w:sz w:val="28"/>
-          <w:szCs w:val="28"/>
-        </w:rPr>
-        <w:t>6</w:t>
-      </w:r>
-      <w:r>
-        <w:rPr>
-          <w:b/>
-          <w:bCs/>
-          <w:sz w:val="28"/>
-          <w:szCs w:val="28"/>
-        </w:rPr>
-        <w:t>/10/2025</w:t>
+        <w:t>Ngày: 16/10/2025</w:t>
       </w:r>
     </w:p>
     <w:p>
@@ -3728,6 +3738,7 @@
   <w:style w:type="character" w:default="1" w:styleId="DefaultParagraphFont">
     <w:name w:val="Default Paragraph Font"/>
     <w:uiPriority w:val="1"/>
+    <w:semiHidden/>
     <w:unhideWhenUsed/>
   </w:style>
   <w:style w:type="table" w:default="1" w:styleId="TableNormal">
